--- a/src/templates/oficio-notificacion-fiscal.docx
+++ b/src/templates/oficio-notificacion-fiscal.docx
@@ -423,7 +423,7 @@
           <w:b/>
           <w:bCs/>
         </w:rPr>
-        <w:t>JEFE DE LA UNIDAD CONTRA BANDAS CRIMINALES BASE COTA-905</w:t>
+        <w:t>JEFE DE LA UNIDAD CONTRA BANDAS CRIMINALES {{BASE_UNIDAD}}</w:t>
       </w:r>
     </w:p>
     <w:p>
@@ -1035,7 +1035,7 @@
         <w:sz w:val="16"/>
         <w:szCs w:val="16"/>
       </w:rPr>
-      <w:t>BASE COTA-905</w:t>
+      <w:t>{{BASE_UNIDAD}}</w:t>
     </w:r>
   </w:p>
 </w:hdr>
